--- a/Data.docx
+++ b/Data.docx
@@ -496,7 +496,19 @@
         <w:rPr>
           <w:rFonts w:ascii="Arial" w:hAnsi="Arial" w:cs="Arial"/>
         </w:rPr>
-        <w:t xml:space="preserve">Lucas ficou com a Domain e </w:t>
+        <w:t>Lucas ficou com a Domain</w:t>
+      </w:r>
+      <w:r>
+        <w:rPr>
+          <w:rFonts w:ascii="Arial" w:hAnsi="Arial" w:cs="Arial"/>
+        </w:rPr>
+        <w:t>,</w:t>
+      </w:r>
+      <w:r>
+        <w:rPr>
+          <w:rFonts w:ascii="Arial" w:hAnsi="Arial" w:cs="Arial"/>
+        </w:rPr>
+        <w:t xml:space="preserve"> </w:t>
       </w:r>
       <w:proofErr w:type="spellStart"/>
       <w:r>
@@ -506,6 +518,12 @@
         <w:t>application</w:t>
       </w:r>
       <w:proofErr w:type="spellEnd"/>
+      <w:r>
+        <w:rPr>
+          <w:rFonts w:ascii="Arial" w:hAnsi="Arial" w:cs="Arial"/>
+        </w:rPr>
+        <w:t xml:space="preserve"> e Desktop</w:t>
+      </w:r>
       <w:r>
         <w:rPr>
           <w:rFonts w:ascii="Arial" w:hAnsi="Arial" w:cs="Arial"/>
@@ -1769,8 +1787,72 @@
       <w:r>
         <w:rPr>
           <w:rFonts w:ascii="Arial" w:hAnsi="Arial" w:cs="Arial"/>
+        </w:rPr>
+        <w:lastRenderedPageBreak/>
+        <w:drawing>
+          <wp:inline distT="0" distB="0" distL="0" distR="0" wp14:anchorId="22738809" wp14:editId="45368288">
+            <wp:extent cx="5515745" cy="7116168"/>
+            <wp:effectExtent l="0" t="0" r="8890" b="8890"/>
+            <wp:docPr id="600728248" name="Imagem 1"/>
+            <wp:cNvGraphicFramePr>
+              <a:graphicFrameLocks xmlns:a="http://schemas.openxmlformats.org/drawingml/2006/main" noChangeAspect="1"/>
+            </wp:cNvGraphicFramePr>
+            <a:graphic xmlns:a="http://schemas.openxmlformats.org/drawingml/2006/main">
+              <a:graphicData uri="http://schemas.openxmlformats.org/drawingml/2006/picture">
+                <pic:pic xmlns:pic="http://schemas.openxmlformats.org/drawingml/2006/picture">
+                  <pic:nvPicPr>
+                    <pic:cNvPr id="600728248" name=""/>
+                    <pic:cNvPicPr/>
+                  </pic:nvPicPr>
+                  <pic:blipFill>
+                    <a:blip r:embed="rId21"/>
+                    <a:stretch>
+                      <a:fillRect/>
+                    </a:stretch>
+                  </pic:blipFill>
+                  <pic:spPr>
+                    <a:xfrm>
+                      <a:off x="0" y="0"/>
+                      <a:ext cx="5515745" cy="7116168"/>
+                    </a:xfrm>
+                    <a:prstGeom prst="rect">
+                      <a:avLst/>
+                    </a:prstGeom>
+                  </pic:spPr>
+                </pic:pic>
+              </a:graphicData>
+            </a:graphic>
+          </wp:inline>
+        </w:drawing>
+      </w:r>
+    </w:p>
+    <w:p>
+      <w:pPr>
+        <w:pStyle w:val="PargrafodaLista"/>
+        <w:rPr>
+          <w:rFonts w:ascii="Arial" w:hAnsi="Arial" w:cs="Arial"/>
+        </w:rPr>
+      </w:pPr>
+      <w:r>
+        <w:rPr>
+          <w:rFonts w:ascii="Arial" w:hAnsi="Arial" w:cs="Arial"/>
+        </w:rPr>
+        <w:t>Formulário Sobre o projeto</w:t>
+      </w:r>
+    </w:p>
+    <w:p>
+      <w:pPr>
+        <w:pStyle w:val="PargrafodaLista"/>
+        <w:rPr>
+          <w:rFonts w:ascii="Arial" w:hAnsi="Arial" w:cs="Arial"/>
+        </w:rPr>
+      </w:pPr>
+      <w:r>
+        <w:rPr>
+          <w:rFonts w:ascii="Arial" w:hAnsi="Arial" w:cs="Arial"/>
           <w:noProof/>
         </w:rPr>
+        <w:lastRenderedPageBreak/>
         <w:drawing>
           <wp:inline distT="0" distB="0" distL="0" distR="0" wp14:anchorId="31D86625" wp14:editId="21A91749">
             <wp:extent cx="5760085" cy="2836545"/>
@@ -1787,7 +1869,7 @@
                     <pic:cNvPicPr/>
                   </pic:nvPicPr>
                   <pic:blipFill>
-                    <a:blip r:embed="rId21"/>
+                    <a:blip r:embed="rId22"/>
                     <a:stretch>
                       <a:fillRect/>
                     </a:stretch>
@@ -1834,7 +1916,6 @@
           <w:rFonts w:ascii="Arial" w:hAnsi="Arial" w:cs="Arial"/>
           <w:noProof/>
         </w:rPr>
-        <w:lastRenderedPageBreak/>
         <w:drawing>
           <wp:inline distT="0" distB="0" distL="0" distR="0" wp14:anchorId="0D33A585" wp14:editId="4A2A554D">
             <wp:extent cx="5760085" cy="2830195"/>
@@ -1851,7 +1932,7 @@
                     <pic:cNvPicPr/>
                   </pic:nvPicPr>
                   <pic:blipFill>
-                    <a:blip r:embed="rId22"/>
+                    <a:blip r:embed="rId23"/>
                     <a:stretch>
                       <a:fillRect/>
                     </a:stretch>
@@ -1906,6 +1987,7 @@
           <w:rFonts w:ascii="Arial" w:hAnsi="Arial" w:cs="Arial"/>
           <w:noProof/>
         </w:rPr>
+        <w:lastRenderedPageBreak/>
         <w:drawing>
           <wp:inline distT="0" distB="0" distL="0" distR="0" wp14:anchorId="35C1169D" wp14:editId="36B0DF17">
             <wp:extent cx="5760085" cy="2833370"/>
@@ -1922,7 +2004,7 @@
                     <pic:cNvPicPr/>
                   </pic:nvPicPr>
                   <pic:blipFill>
-                    <a:blip r:embed="rId23"/>
+                    <a:blip r:embed="rId24"/>
                     <a:stretch>
                       <a:fillRect/>
                     </a:stretch>
@@ -1969,7 +2051,6 @@
           <w:rFonts w:ascii="Arial" w:hAnsi="Arial" w:cs="Arial"/>
           <w:noProof/>
         </w:rPr>
-        <w:lastRenderedPageBreak/>
         <w:drawing>
           <wp:inline distT="0" distB="0" distL="0" distR="0" wp14:anchorId="47102F6C" wp14:editId="6CEDE7ED">
             <wp:extent cx="5760085" cy="2824480"/>
@@ -1986,7 +2067,7 @@
                     <pic:cNvPicPr/>
                   </pic:nvPicPr>
                   <pic:blipFill>
-                    <a:blip r:embed="rId24"/>
+                    <a:blip r:embed="rId25"/>
                     <a:stretch>
                       <a:fillRect/>
                     </a:stretch>
@@ -2041,6 +2122,7 @@
           <w:rFonts w:ascii="Arial" w:hAnsi="Arial" w:cs="Arial"/>
           <w:noProof/>
         </w:rPr>
+        <w:lastRenderedPageBreak/>
         <w:drawing>
           <wp:inline distT="0" distB="0" distL="0" distR="0" wp14:anchorId="7C3E41DB" wp14:editId="70B98F74">
             <wp:extent cx="5760085" cy="2827020"/>
@@ -2057,7 +2139,7 @@
                     <pic:cNvPicPr/>
                   </pic:nvPicPr>
                   <pic:blipFill>
-                    <a:blip r:embed="rId25"/>
+                    <a:blip r:embed="rId26"/>
                     <a:stretch>
                       <a:fillRect/>
                     </a:stretch>
@@ -2099,17 +2181,23 @@
           <w:rFonts w:ascii="Arial" w:hAnsi="Arial" w:cs="Arial"/>
         </w:rPr>
       </w:pPr>
-      <w:r>
-        <w:rPr>
-          <w:rFonts w:ascii="Arial" w:hAnsi="Arial" w:cs="Arial"/>
-          <w:noProof/>
-        </w:rPr>
-        <w:lastRenderedPageBreak/>
+    </w:p>
+    <w:p>
+      <w:pPr>
+        <w:pStyle w:val="PargrafodaLista"/>
+        <w:rPr>
+          <w:rFonts w:ascii="Arial" w:hAnsi="Arial" w:cs="Arial"/>
+        </w:rPr>
+      </w:pPr>
+      <w:r>
+        <w:rPr>
+          <w:rFonts w:ascii="Arial" w:hAnsi="Arial" w:cs="Arial"/>
+        </w:rPr>
         <w:drawing>
-          <wp:inline distT="0" distB="0" distL="0" distR="0" wp14:anchorId="5D6AD5D0" wp14:editId="664E1A74">
-            <wp:extent cx="5760085" cy="2830195"/>
-            <wp:effectExtent l="0" t="0" r="0" b="8255"/>
-            <wp:docPr id="61917662" name="Imagem 1"/>
+          <wp:inline distT="0" distB="0" distL="0" distR="0" wp14:anchorId="3574D720" wp14:editId="7FD1D24D">
+            <wp:extent cx="5760085" cy="2833370"/>
+            <wp:effectExtent l="0" t="0" r="0" b="5080"/>
+            <wp:docPr id="328878470" name="Imagem 1"/>
             <wp:cNvGraphicFramePr>
               <a:graphicFrameLocks xmlns:a="http://schemas.openxmlformats.org/drawingml/2006/main" noChangeAspect="1"/>
             </wp:cNvGraphicFramePr>
@@ -2117,11 +2205,11 @@
               <a:graphicData uri="http://schemas.openxmlformats.org/drawingml/2006/picture">
                 <pic:pic xmlns:pic="http://schemas.openxmlformats.org/drawingml/2006/picture">
                   <pic:nvPicPr>
-                    <pic:cNvPr id="61917662" name=""/>
+                    <pic:cNvPr id="328878470" name=""/>
                     <pic:cNvPicPr/>
                   </pic:nvPicPr>
                   <pic:blipFill>
-                    <a:blip r:embed="rId26"/>
+                    <a:blip r:embed="rId27"/>
                     <a:stretch>
                       <a:fillRect/>
                     </a:stretch>
@@ -2129,7 +2217,7 @@
                   <pic:spPr>
                     <a:xfrm>
                       <a:off x="0" y="0"/>
-                      <a:ext cx="5760085" cy="2830195"/>
+                      <a:ext cx="5760085" cy="2833370"/>
                     </a:xfrm>
                     <a:prstGeom prst="rect">
                       <a:avLst/>
@@ -2176,6 +2264,7 @@
           <w:rFonts w:ascii="Arial" w:hAnsi="Arial" w:cs="Arial"/>
           <w:noProof/>
         </w:rPr>
+        <w:lastRenderedPageBreak/>
         <w:drawing>
           <wp:inline distT="0" distB="0" distL="0" distR="0" wp14:anchorId="4F361BD5" wp14:editId="0A7FE4E2">
             <wp:extent cx="5760085" cy="2821305"/>
@@ -2192,7 +2281,7 @@
                     <pic:cNvPicPr/>
                   </pic:nvPicPr>
                   <pic:blipFill>
-                    <a:blip r:embed="rId27"/>
+                    <a:blip r:embed="rId28"/>
                     <a:stretch>
                       <a:fillRect/>
                     </a:stretch>
@@ -2226,14 +2315,137 @@
         </w:rPr>
         <w:t xml:space="preserve">Painel de novo </w:t>
       </w:r>
-      <w:proofErr w:type="spellStart"/>
-      <w:r>
-        <w:rPr>
-          <w:rFonts w:ascii="Arial" w:hAnsi="Arial" w:cs="Arial"/>
-        </w:rPr>
-        <w:t>usuario</w:t>
-      </w:r>
-      <w:proofErr w:type="spellEnd"/>
+      <w:r>
+        <w:rPr>
+          <w:rFonts w:ascii="Arial" w:hAnsi="Arial" w:cs="Arial"/>
+        </w:rPr>
+        <w:t>usuário</w:t>
+      </w:r>
+    </w:p>
+    <w:p>
+      <w:pPr>
+        <w:pStyle w:val="PargrafodaLista"/>
+        <w:rPr>
+          <w:rFonts w:ascii="Arial" w:hAnsi="Arial" w:cs="Arial"/>
+        </w:rPr>
+      </w:pPr>
+    </w:p>
+    <w:p>
+      <w:pPr>
+        <w:pStyle w:val="PargrafodaLista"/>
+        <w:rPr>
+          <w:rFonts w:ascii="Arial" w:hAnsi="Arial" w:cs="Arial"/>
+        </w:rPr>
+      </w:pPr>
+      <w:r>
+        <w:rPr>
+          <w:rFonts w:ascii="Arial" w:hAnsi="Arial" w:cs="Arial"/>
+        </w:rPr>
+        <w:drawing>
+          <wp:inline distT="0" distB="0" distL="0" distR="0" wp14:anchorId="754B50B9" wp14:editId="5C24FEAF">
+            <wp:extent cx="5760085" cy="2821305"/>
+            <wp:effectExtent l="0" t="0" r="0" b="0"/>
+            <wp:docPr id="452739477" name="Imagem 1"/>
+            <wp:cNvGraphicFramePr>
+              <a:graphicFrameLocks xmlns:a="http://schemas.openxmlformats.org/drawingml/2006/main" noChangeAspect="1"/>
+            </wp:cNvGraphicFramePr>
+            <a:graphic xmlns:a="http://schemas.openxmlformats.org/drawingml/2006/main">
+              <a:graphicData uri="http://schemas.openxmlformats.org/drawingml/2006/picture">
+                <pic:pic xmlns:pic="http://schemas.openxmlformats.org/drawingml/2006/picture">
+                  <pic:nvPicPr>
+                    <pic:cNvPr id="452739477" name=""/>
+                    <pic:cNvPicPr/>
+                  </pic:nvPicPr>
+                  <pic:blipFill>
+                    <a:blip r:embed="rId29"/>
+                    <a:stretch>
+                      <a:fillRect/>
+                    </a:stretch>
+                  </pic:blipFill>
+                  <pic:spPr>
+                    <a:xfrm>
+                      <a:off x="0" y="0"/>
+                      <a:ext cx="5760085" cy="2821305"/>
+                    </a:xfrm>
+                    <a:prstGeom prst="rect">
+                      <a:avLst/>
+                    </a:prstGeom>
+                  </pic:spPr>
+                </pic:pic>
+              </a:graphicData>
+            </a:graphic>
+          </wp:inline>
+        </w:drawing>
+      </w:r>
+      <w:r>
+        <w:rPr>
+          <w:rFonts w:ascii="Arial" w:hAnsi="Arial" w:cs="Arial"/>
+        </w:rPr>
+        <w:t>detalhe do produto</w:t>
+      </w:r>
+    </w:p>
+    <w:p>
+      <w:pPr>
+        <w:pStyle w:val="PargrafodaLista"/>
+        <w:rPr>
+          <w:rFonts w:ascii="Arial" w:hAnsi="Arial" w:cs="Arial"/>
+        </w:rPr>
+      </w:pPr>
+      <w:r>
+        <w:rPr>
+          <w:rFonts w:ascii="Arial" w:hAnsi="Arial" w:cs="Arial"/>
+        </w:rPr>
+        <w:lastRenderedPageBreak/>
+        <w:drawing>
+          <wp:inline distT="0" distB="0" distL="0" distR="0" wp14:anchorId="0C775F5D" wp14:editId="0DAC0F3A">
+            <wp:extent cx="5760085" cy="2833370"/>
+            <wp:effectExtent l="0" t="0" r="0" b="5080"/>
+            <wp:docPr id="1801908712" name="Imagem 1"/>
+            <wp:cNvGraphicFramePr>
+              <a:graphicFrameLocks xmlns:a="http://schemas.openxmlformats.org/drawingml/2006/main" noChangeAspect="1"/>
+            </wp:cNvGraphicFramePr>
+            <a:graphic xmlns:a="http://schemas.openxmlformats.org/drawingml/2006/main">
+              <a:graphicData uri="http://schemas.openxmlformats.org/drawingml/2006/picture">
+                <pic:pic xmlns:pic="http://schemas.openxmlformats.org/drawingml/2006/picture">
+                  <pic:nvPicPr>
+                    <pic:cNvPr id="1801908712" name=""/>
+                    <pic:cNvPicPr/>
+                  </pic:nvPicPr>
+                  <pic:blipFill>
+                    <a:blip r:embed="rId30"/>
+                    <a:stretch>
+                      <a:fillRect/>
+                    </a:stretch>
+                  </pic:blipFill>
+                  <pic:spPr>
+                    <a:xfrm>
+                      <a:off x="0" y="0"/>
+                      <a:ext cx="5760085" cy="2833370"/>
+                    </a:xfrm>
+                    <a:prstGeom prst="rect">
+                      <a:avLst/>
+                    </a:prstGeom>
+                  </pic:spPr>
+                </pic:pic>
+              </a:graphicData>
+            </a:graphic>
+          </wp:inline>
+        </w:drawing>
+      </w:r>
+    </w:p>
+    <w:p>
+      <w:pPr>
+        <w:pStyle w:val="PargrafodaLista"/>
+        <w:rPr>
+          <w:rFonts w:ascii="Arial" w:hAnsi="Arial" w:cs="Arial"/>
+        </w:rPr>
+      </w:pPr>
+      <w:r>
+        <w:rPr>
+          <w:rFonts w:ascii="Arial" w:hAnsi="Arial" w:cs="Arial"/>
+        </w:rPr>
+        <w:t>Painel de favoritos</w:t>
+      </w:r>
     </w:p>
     <w:p>
       <w:pPr>
@@ -3226,7 +3438,6 @@
   <w:style w:type="character" w:default="1" w:styleId="Fontepargpadro">
     <w:name w:val="Default Paragraph Font"/>
     <w:uiPriority w:val="1"/>
-    <w:semiHidden/>
     <w:unhideWhenUsed/>
   </w:style>
   <w:style w:type="table" w:default="1" w:styleId="Tabelanormal">

--- a/Data.docx
+++ b/Data.docx
@@ -93,7 +93,13 @@
         <w:rPr>
           <w:rFonts w:ascii="Arial" w:hAnsi="Arial" w:cs="Arial"/>
         </w:rPr>
-        <w:t>Data: (a ser investigado)</w:t>
+        <w:t xml:space="preserve">Data: </w:t>
+      </w:r>
+      <w:r>
+        <w:rPr>
+          <w:rFonts w:ascii="Arial" w:hAnsi="Arial" w:cs="Arial"/>
+        </w:rPr>
+        <w:t>17/09/26</w:t>
       </w:r>
     </w:p>
     <w:p>
@@ -1787,6 +1793,7 @@
       <w:r>
         <w:rPr>
           <w:rFonts w:ascii="Arial" w:hAnsi="Arial" w:cs="Arial"/>
+          <w:noProof/>
         </w:rPr>
         <w:lastRenderedPageBreak/>
         <w:drawing>
@@ -2192,6 +2199,7 @@
       <w:r>
         <w:rPr>
           <w:rFonts w:ascii="Arial" w:hAnsi="Arial" w:cs="Arial"/>
+          <w:noProof/>
         </w:rPr>
         <w:drawing>
           <wp:inline distT="0" distB="0" distL="0" distR="0" wp14:anchorId="3574D720" wp14:editId="7FD1D24D">
@@ -2340,6 +2348,7 @@
       <w:r>
         <w:rPr>
           <w:rFonts w:ascii="Arial" w:hAnsi="Arial" w:cs="Arial"/>
+          <w:noProof/>
         </w:rPr>
         <w:drawing>
           <wp:inline distT="0" distB="0" distL="0" distR="0" wp14:anchorId="754B50B9" wp14:editId="5C24FEAF">
@@ -2394,6 +2403,7 @@
       <w:r>
         <w:rPr>
           <w:rFonts w:ascii="Arial" w:hAnsi="Arial" w:cs="Arial"/>
+          <w:noProof/>
         </w:rPr>
         <w:lastRenderedPageBreak/>
         <w:drawing>
@@ -3438,6 +3448,7 @@
   <w:style w:type="character" w:default="1" w:styleId="Fontepargpadro">
     <w:name w:val="Default Paragraph Font"/>
     <w:uiPriority w:val="1"/>
+    <w:semiHidden/>
     <w:unhideWhenUsed/>
   </w:style>
   <w:style w:type="table" w:default="1" w:styleId="Tabelanormal">

--- a/Data.docx
+++ b/Data.docx
@@ -1077,14 +1077,13 @@
       <w:r>
         <w:rPr>
           <w:rFonts w:ascii="Arial" w:hAnsi="Arial" w:cs="Arial"/>
-          <w:noProof/>
         </w:rPr>
         <w:lastRenderedPageBreak/>
         <w:drawing>
-          <wp:inline distT="0" distB="0" distL="0" distR="0" wp14:anchorId="55FB46F2" wp14:editId="09E47D6D">
+          <wp:inline distT="0" distB="0" distL="0" distR="0" wp14:anchorId="033668D3" wp14:editId="692AE068">
             <wp:extent cx="5760085" cy="3477260"/>
             <wp:effectExtent l="0" t="0" r="0" b="8890"/>
-            <wp:docPr id="1191008931" name="Imagem 1"/>
+            <wp:docPr id="1778820321" name="Imagem 8"/>
             <wp:cNvGraphicFramePr>
               <a:graphicFrameLocks xmlns:a="http://schemas.openxmlformats.org/drawingml/2006/main" noChangeAspect="1"/>
             </wp:cNvGraphicFramePr>
@@ -1092,16 +1091,25 @@
               <a:graphicData uri="http://schemas.openxmlformats.org/drawingml/2006/picture">
                 <pic:pic xmlns:pic="http://schemas.openxmlformats.org/drawingml/2006/picture">
                   <pic:nvPicPr>
-                    <pic:cNvPr id="1191008931" name=""/>
-                    <pic:cNvPicPr/>
+                    <pic:cNvPr id="0" name="Picture 27"/>
+                    <pic:cNvPicPr>
+                      <a:picLocks noChangeAspect="1" noChangeArrowheads="1"/>
+                    </pic:cNvPicPr>
                   </pic:nvPicPr>
                   <pic:blipFill>
-                    <a:blip r:embed="rId12"/>
+                    <a:blip r:embed="rId12">
+                      <a:extLst>
+                        <a:ext uri="{28A0092B-C50C-407E-A947-70E740481C1C}">
+                          <a14:useLocalDpi xmlns:a14="http://schemas.microsoft.com/office/drawing/2010/main" val="0"/>
+                        </a:ext>
+                      </a:extLst>
+                    </a:blip>
+                    <a:srcRect/>
                     <a:stretch>
                       <a:fillRect/>
                     </a:stretch>
                   </pic:blipFill>
-                  <pic:spPr>
+                  <pic:spPr bwMode="auto">
                     <a:xfrm>
                       <a:off x="0" y="0"/>
                       <a:ext cx="5760085" cy="3477260"/>
@@ -1109,6 +1117,10 @@
                     <a:prstGeom prst="rect">
                       <a:avLst/>
                     </a:prstGeom>
+                    <a:noFill/>
+                    <a:ln>
+                      <a:noFill/>
+                    </a:ln>
                   </pic:spPr>
                 </pic:pic>
               </a:graphicData>
@@ -1116,6 +1128,14 @@
           </wp:inline>
         </w:drawing>
       </w:r>
+    </w:p>
+    <w:p>
+      <w:pPr>
+        <w:pStyle w:val="PargrafodaLista"/>
+        <w:rPr>
+          <w:rFonts w:ascii="Arial" w:hAnsi="Arial" w:cs="Arial"/>
+        </w:rPr>
+      </w:pPr>
     </w:p>
     <w:p>
       <w:pPr>
@@ -2456,6 +2476,264 @@
         </w:rPr>
         <w:t>Painel de favoritos</w:t>
       </w:r>
+    </w:p>
+    <w:p>
+      <w:pPr>
+        <w:pStyle w:val="PargrafodaLista"/>
+        <w:rPr>
+          <w:rFonts w:ascii="Arial" w:hAnsi="Arial" w:cs="Arial"/>
+        </w:rPr>
+      </w:pPr>
+    </w:p>
+    <w:p>
+      <w:pPr>
+        <w:pStyle w:val="PargrafodaLista"/>
+        <w:rPr>
+          <w:rFonts w:ascii="Arial" w:hAnsi="Arial" w:cs="Arial"/>
+        </w:rPr>
+      </w:pPr>
+      <w:r>
+        <w:rPr>
+          <w:rFonts w:ascii="Arial" w:hAnsi="Arial" w:cs="Arial"/>
+        </w:rPr>
+        <w:drawing>
+          <wp:inline distT="0" distB="0" distL="0" distR="0" wp14:anchorId="7C84AAEB" wp14:editId="410C6433">
+            <wp:extent cx="5760085" cy="2722245"/>
+            <wp:effectExtent l="0" t="0" r="0" b="1905"/>
+            <wp:docPr id="1212504121" name="Imagem 2"/>
+            <wp:cNvGraphicFramePr>
+              <a:graphicFrameLocks xmlns:a="http://schemas.openxmlformats.org/drawingml/2006/main" noChangeAspect="1"/>
+            </wp:cNvGraphicFramePr>
+            <a:graphic xmlns:a="http://schemas.openxmlformats.org/drawingml/2006/main">
+              <a:graphicData uri="http://schemas.openxmlformats.org/drawingml/2006/picture">
+                <pic:pic xmlns:pic="http://schemas.openxmlformats.org/drawingml/2006/picture">
+                  <pic:nvPicPr>
+                    <pic:cNvPr id="0" name="Picture 6"/>
+                    <pic:cNvPicPr>
+                      <a:picLocks noChangeAspect="1" noChangeArrowheads="1"/>
+                    </pic:cNvPicPr>
+                  </pic:nvPicPr>
+                  <pic:blipFill>
+                    <a:blip r:embed="rId31" cstate="print">
+                      <a:extLst>
+                        <a:ext uri="{28A0092B-C50C-407E-A947-70E740481C1C}">
+                          <a14:useLocalDpi xmlns:a14="http://schemas.microsoft.com/office/drawing/2010/main" val="0"/>
+                        </a:ext>
+                      </a:extLst>
+                    </a:blip>
+                    <a:srcRect/>
+                    <a:stretch>
+                      <a:fillRect/>
+                    </a:stretch>
+                  </pic:blipFill>
+                  <pic:spPr bwMode="auto">
+                    <a:xfrm>
+                      <a:off x="0" y="0"/>
+                      <a:ext cx="5760085" cy="2722245"/>
+                    </a:xfrm>
+                    <a:prstGeom prst="rect">
+                      <a:avLst/>
+                    </a:prstGeom>
+                    <a:noFill/>
+                    <a:ln>
+                      <a:noFill/>
+                    </a:ln>
+                  </pic:spPr>
+                </pic:pic>
+              </a:graphicData>
+            </a:graphic>
+          </wp:inline>
+        </w:drawing>
+      </w:r>
+    </w:p>
+    <w:p>
+      <w:pPr>
+        <w:pStyle w:val="PargrafodaLista"/>
+        <w:rPr>
+          <w:rFonts w:ascii="Arial" w:hAnsi="Arial" w:cs="Arial"/>
+        </w:rPr>
+      </w:pPr>
+      <w:r>
+        <w:rPr>
+          <w:rFonts w:ascii="Arial" w:hAnsi="Arial" w:cs="Arial"/>
+        </w:rPr>
+        <w:t>Finalizar pedido</w:t>
+      </w:r>
+    </w:p>
+    <w:p>
+      <w:pPr>
+        <w:pStyle w:val="PargrafodaLista"/>
+        <w:rPr>
+          <w:rFonts w:ascii="Arial" w:hAnsi="Arial" w:cs="Arial"/>
+        </w:rPr>
+      </w:pPr>
+    </w:p>
+    <w:p>
+      <w:pPr>
+        <w:pStyle w:val="PargrafodaLista"/>
+        <w:rPr>
+          <w:rFonts w:ascii="Arial" w:hAnsi="Arial" w:cs="Arial"/>
+        </w:rPr>
+      </w:pPr>
+      <w:r>
+        <w:rPr>
+          <w:rFonts w:ascii="Arial" w:hAnsi="Arial" w:cs="Arial"/>
+        </w:rPr>
+        <w:lastRenderedPageBreak/>
+        <w:drawing>
+          <wp:inline distT="0" distB="0" distL="0" distR="0" wp14:anchorId="292AF5E8" wp14:editId="68091F8D">
+            <wp:extent cx="5760085" cy="2713355"/>
+            <wp:effectExtent l="0" t="0" r="0" b="0"/>
+            <wp:docPr id="1693453134" name="Imagem 4"/>
+            <wp:cNvGraphicFramePr>
+              <a:graphicFrameLocks xmlns:a="http://schemas.openxmlformats.org/drawingml/2006/main" noChangeAspect="1"/>
+            </wp:cNvGraphicFramePr>
+            <a:graphic xmlns:a="http://schemas.openxmlformats.org/drawingml/2006/main">
+              <a:graphicData uri="http://schemas.openxmlformats.org/drawingml/2006/picture">
+                <pic:pic xmlns:pic="http://schemas.openxmlformats.org/drawingml/2006/picture">
+                  <pic:nvPicPr>
+                    <pic:cNvPr id="0" name="Picture 13"/>
+                    <pic:cNvPicPr>
+                      <a:picLocks noChangeAspect="1" noChangeArrowheads="1"/>
+                    </pic:cNvPicPr>
+                  </pic:nvPicPr>
+                  <pic:blipFill>
+                    <a:blip r:embed="rId32" cstate="print">
+                      <a:extLst>
+                        <a:ext uri="{28A0092B-C50C-407E-A947-70E740481C1C}">
+                          <a14:useLocalDpi xmlns:a14="http://schemas.microsoft.com/office/drawing/2010/main" val="0"/>
+                        </a:ext>
+                      </a:extLst>
+                    </a:blip>
+                    <a:srcRect/>
+                    <a:stretch>
+                      <a:fillRect/>
+                    </a:stretch>
+                  </pic:blipFill>
+                  <pic:spPr bwMode="auto">
+                    <a:xfrm>
+                      <a:off x="0" y="0"/>
+                      <a:ext cx="5760085" cy="2713355"/>
+                    </a:xfrm>
+                    <a:prstGeom prst="rect">
+                      <a:avLst/>
+                    </a:prstGeom>
+                    <a:noFill/>
+                    <a:ln>
+                      <a:noFill/>
+                    </a:ln>
+                  </pic:spPr>
+                </pic:pic>
+              </a:graphicData>
+            </a:graphic>
+          </wp:inline>
+        </w:drawing>
+      </w:r>
+    </w:p>
+    <w:p>
+      <w:pPr>
+        <w:pStyle w:val="PargrafodaLista"/>
+        <w:rPr>
+          <w:rFonts w:ascii="Arial" w:hAnsi="Arial" w:cs="Arial"/>
+        </w:rPr>
+      </w:pPr>
+      <w:r>
+        <w:rPr>
+          <w:rFonts w:ascii="Arial" w:hAnsi="Arial" w:cs="Arial"/>
+        </w:rPr>
+        <w:t xml:space="preserve">Criar conta </w:t>
+      </w:r>
+    </w:p>
+    <w:p>
+      <w:pPr>
+        <w:pStyle w:val="PargrafodaLista"/>
+        <w:rPr>
+          <w:rFonts w:ascii="Arial" w:hAnsi="Arial" w:cs="Arial"/>
+        </w:rPr>
+      </w:pPr>
+    </w:p>
+    <w:p>
+      <w:pPr>
+        <w:pStyle w:val="PargrafodaLista"/>
+        <w:rPr>
+          <w:rFonts w:ascii="Arial" w:hAnsi="Arial" w:cs="Arial"/>
+        </w:rPr>
+      </w:pPr>
+      <w:r>
+        <w:rPr>
+          <w:rFonts w:ascii="Arial" w:hAnsi="Arial" w:cs="Arial"/>
+        </w:rPr>
+        <w:drawing>
+          <wp:inline distT="0" distB="0" distL="0" distR="0" wp14:anchorId="13CCC67F" wp14:editId="1FD27617">
+            <wp:extent cx="5760085" cy="2710180"/>
+            <wp:effectExtent l="0" t="0" r="0" b="0"/>
+            <wp:docPr id="485449320" name="Imagem 6"/>
+            <wp:cNvGraphicFramePr>
+              <a:graphicFrameLocks xmlns:a="http://schemas.openxmlformats.org/drawingml/2006/main" noChangeAspect="1"/>
+            </wp:cNvGraphicFramePr>
+            <a:graphic xmlns:a="http://schemas.openxmlformats.org/drawingml/2006/main">
+              <a:graphicData uri="http://schemas.openxmlformats.org/drawingml/2006/picture">
+                <pic:pic xmlns:pic="http://schemas.openxmlformats.org/drawingml/2006/picture">
+                  <pic:nvPicPr>
+                    <pic:cNvPr id="0" name="Picture 20"/>
+                    <pic:cNvPicPr>
+                      <a:picLocks noChangeAspect="1" noChangeArrowheads="1"/>
+                    </pic:cNvPicPr>
+                  </pic:nvPicPr>
+                  <pic:blipFill>
+                    <a:blip r:embed="rId33" cstate="print">
+                      <a:extLst>
+                        <a:ext uri="{28A0092B-C50C-407E-A947-70E740481C1C}">
+                          <a14:useLocalDpi xmlns:a14="http://schemas.microsoft.com/office/drawing/2010/main" val="0"/>
+                        </a:ext>
+                      </a:extLst>
+                    </a:blip>
+                    <a:srcRect/>
+                    <a:stretch>
+                      <a:fillRect/>
+                    </a:stretch>
+                  </pic:blipFill>
+                  <pic:spPr bwMode="auto">
+                    <a:xfrm>
+                      <a:off x="0" y="0"/>
+                      <a:ext cx="5760085" cy="2710180"/>
+                    </a:xfrm>
+                    <a:prstGeom prst="rect">
+                      <a:avLst/>
+                    </a:prstGeom>
+                    <a:noFill/>
+                    <a:ln>
+                      <a:noFill/>
+                    </a:ln>
+                  </pic:spPr>
+                </pic:pic>
+              </a:graphicData>
+            </a:graphic>
+          </wp:inline>
+        </w:drawing>
+      </w:r>
+    </w:p>
+    <w:p>
+      <w:pPr>
+        <w:pStyle w:val="PargrafodaLista"/>
+        <w:rPr>
+          <w:rFonts w:ascii="Arial" w:hAnsi="Arial" w:cs="Arial"/>
+        </w:rPr>
+      </w:pPr>
+      <w:r>
+        <w:rPr>
+          <w:rFonts w:ascii="Arial" w:hAnsi="Arial" w:cs="Arial"/>
+        </w:rPr>
+        <w:t xml:space="preserve">Lista de </w:t>
+      </w:r>
+      <w:proofErr w:type="spellStart"/>
+      <w:r>
+        <w:rPr>
+          <w:rFonts w:ascii="Arial" w:hAnsi="Arial" w:cs="Arial"/>
+        </w:rPr>
+        <w:t>Usuario</w:t>
+      </w:r>
+      <w:proofErr w:type="spellEnd"/>
     </w:p>
     <w:p>
       <w:pPr>
@@ -3448,7 +3726,6 @@
   <w:style w:type="character" w:default="1" w:styleId="Fontepargpadro">
     <w:name w:val="Default Paragraph Font"/>
     <w:uiPriority w:val="1"/>
-    <w:semiHidden/>
     <w:unhideWhenUsed/>
   </w:style>
   <w:style w:type="table" w:default="1" w:styleId="Tabelanormal">
